--- a/uploads-by-year/2026/Katren-24.03.2026.docx
+++ b/uploads-by-year/2026/Katren-24.03.2026.docx
@@ -4579,6 +4579,7 @@
         <w:t>Создатель!</w:t>
       </w:r>
     </w:p>
+    <w:p/>
     <w:sectPr>
       <w:pgSz w:w="11906" w:h="16838"/>
       <w:pgMar w:top="1134" w:right="850" w:bottom="1134" w:left="1701" w:header="708" w:footer="708" w:gutter="0"/>
@@ -4989,6 +4990,7 @@
   <w:style w:type="paragraph" w:default="1" w:styleId="a">
     <w:name w:val="Normal"/>
     <w:qFormat/>
+    <w:rsid w:val="00702EAA"/>
   </w:style>
   <w:style w:type="paragraph" w:styleId="1">
     <w:name w:val="heading 1"/>
@@ -4997,7 +4999,7 @@
     <w:link w:val="10"/>
     <w:uiPriority w:val="9"/>
     <w:qFormat/>
-    <w:rsid w:val="00DB5E2E"/>
+    <w:rsid w:val="00702EAA"/>
     <w:pPr>
       <w:keepNext/>
       <w:keepLines/>
@@ -5020,7 +5022,7 @@
     <w:semiHidden/>
     <w:unhideWhenUsed/>
     <w:qFormat/>
-    <w:rsid w:val="00DB5E2E"/>
+    <w:rsid w:val="00702EAA"/>
     <w:pPr>
       <w:keepNext/>
       <w:keepLines/>
@@ -5043,7 +5045,7 @@
     <w:semiHidden/>
     <w:unhideWhenUsed/>
     <w:qFormat/>
-    <w:rsid w:val="00DB5E2E"/>
+    <w:rsid w:val="00702EAA"/>
     <w:pPr>
       <w:keepNext/>
       <w:keepLines/>
@@ -5066,7 +5068,7 @@
     <w:semiHidden/>
     <w:unhideWhenUsed/>
     <w:qFormat/>
-    <w:rsid w:val="00DB5E2E"/>
+    <w:rsid w:val="00702EAA"/>
     <w:pPr>
       <w:keepNext/>
       <w:keepLines/>
@@ -5089,7 +5091,7 @@
     <w:semiHidden/>
     <w:unhideWhenUsed/>
     <w:qFormat/>
-    <w:rsid w:val="00DB5E2E"/>
+    <w:rsid w:val="00702EAA"/>
     <w:pPr>
       <w:keepNext/>
       <w:keepLines/>
@@ -5110,7 +5112,7 @@
     <w:semiHidden/>
     <w:unhideWhenUsed/>
     <w:qFormat/>
-    <w:rsid w:val="00DB5E2E"/>
+    <w:rsid w:val="00702EAA"/>
     <w:pPr>
       <w:keepNext/>
       <w:keepLines/>
@@ -5133,7 +5135,7 @@
     <w:semiHidden/>
     <w:unhideWhenUsed/>
     <w:qFormat/>
-    <w:rsid w:val="00DB5E2E"/>
+    <w:rsid w:val="00702EAA"/>
     <w:pPr>
       <w:keepNext/>
       <w:keepLines/>
@@ -5154,7 +5156,7 @@
     <w:semiHidden/>
     <w:unhideWhenUsed/>
     <w:qFormat/>
-    <w:rsid w:val="00DB5E2E"/>
+    <w:rsid w:val="00702EAA"/>
     <w:pPr>
       <w:keepNext/>
       <w:keepLines/>
@@ -5177,7 +5179,7 @@
     <w:semiHidden/>
     <w:unhideWhenUsed/>
     <w:qFormat/>
-    <w:rsid w:val="00DB5E2E"/>
+    <w:rsid w:val="00702EAA"/>
     <w:pPr>
       <w:keepNext/>
       <w:keepLines/>
@@ -5221,7 +5223,7 @@
     <w:basedOn w:val="a0"/>
     <w:link w:val="1"/>
     <w:uiPriority w:val="9"/>
-    <w:rsid w:val="00DB5E2E"/>
+    <w:rsid w:val="00702EAA"/>
     <w:rPr>
       <w:rFonts w:asciiTheme="majorHAnsi" w:eastAsiaTheme="majorEastAsia" w:hAnsiTheme="majorHAnsi" w:cstheme="majorBidi"/>
       <w:color w:val="0F4761" w:themeColor="accent1" w:themeShade="BF"/>
@@ -5235,7 +5237,7 @@
     <w:link w:val="2"/>
     <w:uiPriority w:val="9"/>
     <w:semiHidden/>
-    <w:rsid w:val="00DB5E2E"/>
+    <w:rsid w:val="00702EAA"/>
     <w:rPr>
       <w:rFonts w:asciiTheme="majorHAnsi" w:eastAsiaTheme="majorEastAsia" w:hAnsiTheme="majorHAnsi" w:cstheme="majorBidi"/>
       <w:color w:val="0F4761" w:themeColor="accent1" w:themeShade="BF"/>
@@ -5249,7 +5251,7 @@
     <w:link w:val="3"/>
     <w:uiPriority w:val="9"/>
     <w:semiHidden/>
-    <w:rsid w:val="00DB5E2E"/>
+    <w:rsid w:val="00702EAA"/>
     <w:rPr>
       <w:rFonts w:eastAsiaTheme="majorEastAsia" w:cstheme="majorBidi"/>
       <w:color w:val="0F4761" w:themeColor="accent1" w:themeShade="BF"/>
@@ -5263,7 +5265,7 @@
     <w:link w:val="4"/>
     <w:uiPriority w:val="9"/>
     <w:semiHidden/>
-    <w:rsid w:val="00DB5E2E"/>
+    <w:rsid w:val="00702EAA"/>
     <w:rPr>
       <w:rFonts w:eastAsiaTheme="majorEastAsia" w:cstheme="majorBidi"/>
       <w:i/>
@@ -5277,7 +5279,7 @@
     <w:link w:val="5"/>
     <w:uiPriority w:val="9"/>
     <w:semiHidden/>
-    <w:rsid w:val="00DB5E2E"/>
+    <w:rsid w:val="00702EAA"/>
     <w:rPr>
       <w:rFonts w:eastAsiaTheme="majorEastAsia" w:cstheme="majorBidi"/>
       <w:color w:val="0F4761" w:themeColor="accent1" w:themeShade="BF"/>
@@ -5289,7 +5291,7 @@
     <w:link w:val="6"/>
     <w:uiPriority w:val="9"/>
     <w:semiHidden/>
-    <w:rsid w:val="00DB5E2E"/>
+    <w:rsid w:val="00702EAA"/>
     <w:rPr>
       <w:rFonts w:eastAsiaTheme="majorEastAsia" w:cstheme="majorBidi"/>
       <w:i/>
@@ -5303,7 +5305,7 @@
     <w:link w:val="7"/>
     <w:uiPriority w:val="9"/>
     <w:semiHidden/>
-    <w:rsid w:val="00DB5E2E"/>
+    <w:rsid w:val="00702EAA"/>
     <w:rPr>
       <w:rFonts w:eastAsiaTheme="majorEastAsia" w:cstheme="majorBidi"/>
       <w:color w:val="595959" w:themeColor="text1" w:themeTint="A6"/>
@@ -5315,7 +5317,7 @@
     <w:link w:val="8"/>
     <w:uiPriority w:val="9"/>
     <w:semiHidden/>
-    <w:rsid w:val="00DB5E2E"/>
+    <w:rsid w:val="00702EAA"/>
     <w:rPr>
       <w:rFonts w:eastAsiaTheme="majorEastAsia" w:cstheme="majorBidi"/>
       <w:i/>
@@ -5329,7 +5331,7 @@
     <w:link w:val="9"/>
     <w:uiPriority w:val="9"/>
     <w:semiHidden/>
-    <w:rsid w:val="00DB5E2E"/>
+    <w:rsid w:val="00702EAA"/>
     <w:rPr>
       <w:rFonts w:eastAsiaTheme="majorEastAsia" w:cstheme="majorBidi"/>
       <w:color w:val="272727" w:themeColor="text1" w:themeTint="D8"/>
@@ -5342,7 +5344,7 @@
     <w:link w:val="a4"/>
     <w:uiPriority w:val="10"/>
     <w:qFormat/>
-    <w:rsid w:val="00DB5E2E"/>
+    <w:rsid w:val="00702EAA"/>
     <w:pPr>
       <w:spacing w:after="80" w:line="240" w:lineRule="auto"/>
       <w:contextualSpacing/>
@@ -5360,7 +5362,7 @@
     <w:basedOn w:val="a0"/>
     <w:link w:val="a3"/>
     <w:uiPriority w:val="10"/>
-    <w:rsid w:val="00DB5E2E"/>
+    <w:rsid w:val="00702EAA"/>
     <w:rPr>
       <w:rFonts w:asciiTheme="majorHAnsi" w:eastAsiaTheme="majorEastAsia" w:hAnsiTheme="majorHAnsi" w:cstheme="majorBidi"/>
       <w:spacing w:val="-10"/>
@@ -5376,7 +5378,7 @@
     <w:link w:val="a6"/>
     <w:uiPriority w:val="11"/>
     <w:qFormat/>
-    <w:rsid w:val="00DB5E2E"/>
+    <w:rsid w:val="00702EAA"/>
     <w:pPr>
       <w:numPr>
         <w:ilvl w:val="1"/>
@@ -5395,7 +5397,7 @@
     <w:basedOn w:val="a0"/>
     <w:link w:val="a5"/>
     <w:uiPriority w:val="11"/>
-    <w:rsid w:val="00DB5E2E"/>
+    <w:rsid w:val="00702EAA"/>
     <w:rPr>
       <w:rFonts w:eastAsiaTheme="majorEastAsia" w:cstheme="majorBidi"/>
       <w:color w:val="595959" w:themeColor="text1" w:themeTint="A6"/>
@@ -5411,7 +5413,7 @@
     <w:link w:val="22"/>
     <w:uiPriority w:val="29"/>
     <w:qFormat/>
-    <w:rsid w:val="00DB5E2E"/>
+    <w:rsid w:val="00702EAA"/>
     <w:pPr>
       <w:spacing w:before="160"/>
       <w:jc w:val="center"/>
@@ -5427,7 +5429,7 @@
     <w:basedOn w:val="a0"/>
     <w:link w:val="21"/>
     <w:uiPriority w:val="29"/>
-    <w:rsid w:val="00DB5E2E"/>
+    <w:rsid w:val="00702EAA"/>
     <w:rPr>
       <w:i/>
       <w:iCs/>
@@ -5439,7 +5441,7 @@
     <w:basedOn w:val="a"/>
     <w:uiPriority w:val="34"/>
     <w:qFormat/>
-    <w:rsid w:val="00DB5E2E"/>
+    <w:rsid w:val="00702EAA"/>
     <w:pPr>
       <w:ind w:left="720"/>
       <w:contextualSpacing/>
@@ -5450,7 +5452,7 @@
     <w:basedOn w:val="a0"/>
     <w:uiPriority w:val="21"/>
     <w:qFormat/>
-    <w:rsid w:val="00DB5E2E"/>
+    <w:rsid w:val="00702EAA"/>
     <w:rPr>
       <w:i/>
       <w:iCs/>
@@ -5464,7 +5466,7 @@
     <w:link w:val="aa"/>
     <w:uiPriority w:val="30"/>
     <w:qFormat/>
-    <w:rsid w:val="00DB5E2E"/>
+    <w:rsid w:val="00702EAA"/>
     <w:pPr>
       <w:pBdr>
         <w:top w:val="single" w:sz="4" w:space="10" w:color="0F4761" w:themeColor="accent1" w:themeShade="BF"/>
@@ -5485,7 +5487,7 @@
     <w:basedOn w:val="a0"/>
     <w:link w:val="a9"/>
     <w:uiPriority w:val="30"/>
-    <w:rsid w:val="00DB5E2E"/>
+    <w:rsid w:val="00702EAA"/>
     <w:rPr>
       <w:i/>
       <w:iCs/>
@@ -5497,7 +5499,7 @@
     <w:basedOn w:val="a0"/>
     <w:uiPriority w:val="32"/>
     <w:qFormat/>
-    <w:rsid w:val="00DB5E2E"/>
+    <w:rsid w:val="00702EAA"/>
     <w:rPr>
       <w:b/>
       <w:bCs/>

--- a/uploads-by-year/2026/Katren-24.03.2026.docx
+++ b/uploads-by-year/2026/Katren-24.03.2026.docx
@@ -3827,6 +3827,74 @@
         <w:spacing w:after="0" w:line="240" w:lineRule="auto"/>
         <w:rPr>
           <w:rFonts w:ascii="Helvetica Neue" w:hAnsi="Helvetica Neue" w:cs="Helvetica Neue"/>
+          <w:color w:val="000000"/>
+          <w:kern w:val="0"/>
+          <w:sz w:val="26"/>
+          <w:szCs w:val="26"/>
+        </w:rPr>
+      </w:pPr>
+      <w:r>
+        <w:rPr>
+          <w:rFonts w:ascii="Helvetica Neue" w:hAnsi="Helvetica Neue" w:cs="Helvetica Neue"/>
+          <w:color w:val="000000"/>
+          <w:kern w:val="0"/>
+          <w:sz w:val="26"/>
+          <w:szCs w:val="26"/>
+        </w:rPr>
+        <w:t>Отец Абсолют или Высший Космический Разум!</w:t>
+      </w:r>
+    </w:p>
+    <w:p>
+      <w:pPr>
+        <w:tabs>
+          <w:tab w:val="left" w:pos="560"/>
+          <w:tab w:val="left" w:pos="1120"/>
+          <w:tab w:val="left" w:pos="1680"/>
+          <w:tab w:val="left" w:pos="2240"/>
+          <w:tab w:val="left" w:pos="2800"/>
+          <w:tab w:val="left" w:pos="3360"/>
+          <w:tab w:val="left" w:pos="3920"/>
+          <w:tab w:val="left" w:pos="4480"/>
+          <w:tab w:val="left" w:pos="5040"/>
+          <w:tab w:val="left" w:pos="5600"/>
+          <w:tab w:val="left" w:pos="6160"/>
+          <w:tab w:val="left" w:pos="6720"/>
+        </w:tabs>
+        <w:autoSpaceDE w:val="0"/>
+        <w:autoSpaceDN w:val="0"/>
+        <w:adjustRightInd w:val="0"/>
+        <w:spacing w:after="0" w:line="240" w:lineRule="auto"/>
+        <w:rPr>
+          <w:rFonts w:ascii="Helvetica Neue" w:hAnsi="Helvetica Neue" w:cs="Helvetica Neue"/>
+          <w:color w:val="000000"/>
+          <w:kern w:val="0"/>
+          <w:sz w:val="26"/>
+          <w:szCs w:val="26"/>
+        </w:rPr>
+      </w:pPr>
+    </w:p>
+    <w:p>
+      <w:pPr>
+        <w:tabs>
+          <w:tab w:val="left" w:pos="560"/>
+          <w:tab w:val="left" w:pos="1120"/>
+          <w:tab w:val="left" w:pos="1680"/>
+          <w:tab w:val="left" w:pos="2240"/>
+          <w:tab w:val="left" w:pos="2800"/>
+          <w:tab w:val="left" w:pos="3360"/>
+          <w:tab w:val="left" w:pos="3920"/>
+          <w:tab w:val="left" w:pos="4480"/>
+          <w:tab w:val="left" w:pos="5040"/>
+          <w:tab w:val="left" w:pos="5600"/>
+          <w:tab w:val="left" w:pos="6160"/>
+          <w:tab w:val="left" w:pos="6720"/>
+        </w:tabs>
+        <w:autoSpaceDE w:val="0"/>
+        <w:autoSpaceDN w:val="0"/>
+        <w:adjustRightInd w:val="0"/>
+        <w:spacing w:after="0" w:line="240" w:lineRule="auto"/>
+        <w:rPr>
+          <w:rFonts w:ascii="Helvetica Neue" w:hAnsi="Helvetica Neue" w:cs="Helvetica Neue"/>
           <w:b/>
           <w:bCs/>
           <w:color w:val="000000"/>
@@ -3835,36 +3903,6 @@
           <w:szCs w:val="26"/>
         </w:rPr>
       </w:pPr>
-      <w:r>
-        <w:rPr>
-          <w:rFonts w:ascii="Helvetica Neue" w:hAnsi="Helvetica Neue" w:cs="Helvetica Neue"/>
-          <w:color w:val="000000"/>
-          <w:kern w:val="0"/>
-          <w:sz w:val="26"/>
-          <w:szCs w:val="26"/>
-        </w:rPr>
-        <w:t>Отец Абсолют или Высший Космический Разум!</w:t>
-      </w:r>
-      <w:r>
-        <w:rPr>
-          <w:rFonts w:ascii="Helvetica Neue" w:hAnsi="Helvetica Neue" w:cs="Helvetica Neue"/>
-          <w:color w:val="000000"/>
-          <w:kern w:val="0"/>
-          <w:sz w:val="26"/>
-          <w:szCs w:val="26"/>
-        </w:rPr>
-        <w:br/>
-      </w:r>
-      <w:r>
-        <w:rPr>
-          <w:rFonts w:ascii="Helvetica Neue" w:hAnsi="Helvetica Neue" w:cs="Helvetica Neue"/>
-          <w:color w:val="000000"/>
-          <w:kern w:val="0"/>
-          <w:sz w:val="26"/>
-          <w:szCs w:val="26"/>
-        </w:rPr>
-        <w:br/>
-      </w:r>
       <w:r>
         <w:rPr>
           <w:rFonts w:ascii="Helvetica Neue" w:hAnsi="Helvetica Neue" w:cs="Helvetica Neue"/>
